--- a/docs/sales-reform-toolkit/meetings/分科会_共通フォーマット.docx
+++ b/docs/sales-reform-toolkit/meetings/分科会_共通フォーマット.docx
@@ -327,11 +327,7 @@
     </w:tbl>
     <w:p>
       <w:pPr>
-        <w:pBdr>
-          <w:left w:val="single" w:color="A03123" w:sz="24"/>
-        </w:pBdr>
         <w:spacing w:after="100" w:before="160"/>
-        <w:ind w:left="160"/>
       </w:pPr>
       <w:r>
         <w:rPr>
@@ -680,11 +676,7 @@
     </w:tbl>
     <w:p>
       <w:pPr>
-        <w:pBdr>
-          <w:left w:val="single" w:color="A03123" w:sz="24"/>
-        </w:pBdr>
         <w:spacing w:after="100" w:before="160"/>
-        <w:ind w:left="160"/>
       </w:pPr>
       <w:r>
         <w:rPr>
@@ -1033,11 +1025,7 @@
     </w:tbl>
     <w:p>
       <w:pPr>
-        <w:pBdr>
-          <w:left w:val="single" w:color="A03123" w:sz="24"/>
-        </w:pBdr>
         <w:spacing w:after="100" w:before="160"/>
-        <w:ind w:left="160"/>
       </w:pPr>
       <w:r>
         <w:rPr>
@@ -1355,11 +1343,7 @@
     </w:tbl>
     <w:p>
       <w:pPr>
-        <w:pBdr>
-          <w:left w:val="single" w:color="A03123" w:sz="24"/>
-        </w:pBdr>
         <w:spacing w:after="100" w:before="160"/>
-        <w:ind w:left="160"/>
       </w:pPr>
       <w:r>
         <w:rPr>

--- a/docs/sales-reform-toolkit/meetings/分科会_共通フォーマット.docx
+++ b/docs/sales-reform-toolkit/meetings/分科会_共通フォーマット.docx
@@ -338,7 +338,95 @@
           <w:sz w:val="21"/>
           <w:szCs w:val="21"/>
         </w:rPr>
-        <w:t xml:space="preserve">1. 決議事項</w:t>
+        <w:t xml:space="preserve">1. 90日後に達成したい状態</w:t>
+      </w:r>
+      <w:r>
+        <w:rPr>
+          <w:rFonts w:ascii="ＭＳ ゴシック" w:eastAsia="ＭＳ ゴシック" w:hAnsi="ＭＳ ゴシック"/>
+          <w:color w:val="8A8A8A"/>
+          <w:sz w:val="17"/>
+          <w:szCs w:val="17"/>
+        </w:rPr>
+        <w:t xml:space="preserve">　初回にリーダーが設定。毎回冒頭で確認し、点検会議の報告の1行目に置く</w:t>
+      </w:r>
+    </w:p>
+    <w:tbl>
+      <w:tblPr>
+        <w:tblW w:type="dxa" w:w="10200"/>
+        <w:tblBorders>
+          <w:top w:val="single" w:color="auto" w:sz="4"/>
+          <w:left w:val="single" w:color="auto" w:sz="4"/>
+          <w:bottom w:val="single" w:color="auto" w:sz="4"/>
+          <w:right w:val="single" w:color="auto" w:sz="4"/>
+          <w:insideH w:val="single" w:color="auto" w:sz="4"/>
+          <w:insideV w:val="single" w:color="auto" w:sz="4"/>
+        </w:tblBorders>
+      </w:tblPr>
+      <w:tblGrid>
+        <w:gridCol w:w="10200"/>
+      </w:tblGrid>
+      <w:tr>
+        <w:tc>
+          <w:tcPr>
+            <w:tcW w:type="dxa" w:w="10200"/>
+            <w:tcBorders>
+              <w:top w:val="single" w:color="CCCCCC" w:sz="4"/>
+              <w:left w:val="single" w:color="CCCCCC" w:sz="4"/>
+              <w:bottom w:val="single" w:color="CCCCCC" w:sz="4"/>
+              <w:right w:val="single" w:color="CCCCCC" w:sz="4"/>
+            </w:tcBorders>
+            <w:tcMar>
+              <w:top w:type="dxa" w:w="60"/>
+              <w:left w:type="dxa" w:w="120"/>
+              <w:bottom w:type="dxa" w:w="60"/>
+              <w:right w:type="dxa" w:w="120"/>
+            </w:tcMar>
+          </w:tcPr>
+          <w:p>
+            <w:pPr>
+              <w:spacing w:after="0"/>
+            </w:pPr>
+            <w:r>
+              <w:rPr>
+                <w:rFonts w:ascii="ＭＳ ゴシック" w:eastAsia="ＭＳ ゴシック" w:hAnsi="ＭＳ ゴシック"/>
+                <w:color w:val="222222"/>
+                <w:sz w:val="18"/>
+                <w:szCs w:val="18"/>
+              </w:rPr>
+              <w:t xml:space="preserve">　</w:t>
+            </w:r>
+          </w:p>
+          <w:p>
+            <w:pPr>
+              <w:spacing w:after="0"/>
+            </w:pPr>
+            <w:r>
+              <w:rPr>
+                <w:rFonts w:ascii="ＭＳ ゴシック" w:eastAsia="ＭＳ ゴシック" w:hAnsi="ＭＳ ゴシック"/>
+                <w:color w:val="8A8A8A"/>
+                <w:sz w:val="17"/>
+                <w:szCs w:val="17"/>
+              </w:rPr>
+              <w:t xml:space="preserve">記入例：顧客ランクが全社共通になり、上位顧客すべてに次のアクションと期限が付いている</w:t>
+            </w:r>
+          </w:p>
+        </w:tc>
+      </w:tr>
+    </w:tbl>
+    <w:p>
+      <w:pPr>
+        <w:spacing w:after="100" w:before="160"/>
+      </w:pPr>
+      <w:r>
+        <w:rPr>
+          <w:rFonts w:ascii="ＭＳ ゴシック" w:eastAsia="ＭＳ ゴシック" w:hAnsi="ＭＳ ゴシック"/>
+          <w:b/>
+          <w:bCs/>
+          <w:color w:val="222222"/>
+          <w:sz w:val="21"/>
+          <w:szCs w:val="21"/>
+        </w:rPr>
+        <w:t xml:space="preserve">2. 決議事項</w:t>
       </w:r>
       <w:r>
         <w:rPr>
@@ -687,7 +775,7 @@
           <w:sz w:val="21"/>
           <w:szCs w:val="21"/>
         </w:rPr>
-        <w:t xml:space="preserve">2. 報告事項</w:t>
+        <w:t xml:space="preserve">3. 報告事項</w:t>
       </w:r>
       <w:r>
         <w:rPr>
@@ -1036,7 +1124,7 @@
           <w:sz w:val="21"/>
           <w:szCs w:val="21"/>
         </w:rPr>
-        <w:t xml:space="preserve">3. 承認事項</w:t>
+        <w:t xml:space="preserve">4. 承認事項</w:t>
       </w:r>
       <w:r>
         <w:rPr>
@@ -1354,7 +1442,7 @@
           <w:sz w:val="21"/>
           <w:szCs w:val="21"/>
         </w:rPr>
-        <w:t xml:space="preserve">4. 宿題</w:t>
+        <w:t xml:space="preserve">5. 宿題</w:t>
       </w:r>
       <w:r>
         <w:rPr>
